--- a/T01.2_FavoriteRoute_API_v0.2.docx
+++ b/T01.2_FavoriteRoute_API_v0.2.docx
@@ -33,7 +33,7 @@
     </w:p>
     <w:p>
       <w:r>
-        <w:t>Цель — управлять справочником маршрутов с фиксированной ценой, обеспечить изоляцию организаций, проверку данных и сохранение истории. Управление доступно только пользователю с ролью «Управляющий справочниками» (BR-04). Формальное утверждение ролей и полномочий в БТ ещё не подтверждено, а соответствие этой роли записям сервиса ролей проверяется по стенду (Q14).</w:t>
+        <w:t>Цель — управлять справочником маршрутов с фиксированной ценой, обеспечить изоляцию организаций, проверку данных и сохранение истории. Управление доступно авторизованным пользователям корпоративного кабинета с соответствующими правами (протокол 10.09, п. 10: «доступ есть у всех, кто авторизован и имеет права»); отдельная бизнес-роль не выделяется. В БТ и карточке эти пользователи названы «Управляющий справочниками» (BR-04) — формулировку БТ и карточки привести в соответствие с протоколом; какая роль платформы даёт право на справочник, проверяется по стенду (Q14).</w:t>
       </w:r>
     </w:p>
     <w:tbl>
@@ -696,7 +696,7 @@
               <w:rPr>
                 <w:sz w:val="20"/>
               </w:rPr>
-              <w:t>PUT /favorite-routes/{id}: изменение нужно для BR-05, версий и истории (T01.1, D11). Метод добавляется, карточку дополнить.</w:t>
+              <w:t>PUT /favorite-routes/{id} (или PATCH): корректировка разрешена с сохранением, кто и когда правил (протокол 10.09, п. 7); метод нужен для BR-05, версий и истории (T01.1, D11). Карточку дополнить; выбор PUT или PATCH за разработчиком, предложение — PUT.</w:t>
             </w:r>
           </w:p>
         </w:tc>
@@ -742,7 +742,7 @@
               <w:rPr>
                 <w:sz w:val="20"/>
               </w:rPr>
-              <w:t>Проверка роли для всех операций (раздел 3).</w:t>
+              <w:t>Доступ у авторизованных пользователей корпоративного кабинета с правами на справочник (протокол 10.09, п. 10); в БТ они названы «Управляющий справочниками». Проверка прав — через сервис ролей (раздел 3).</w:t>
             </w:r>
           </w:p>
         </w:tc>
@@ -880,7 +880,7 @@
               <w:rPr>
                 <w:sz w:val="20"/>
               </w:rPr>
-              <w:t>Ожидание допустимо только у промежуточных точек (они есть при 3 и более точках) и необязательно (T01.1). Формулировка «обязательное» в дорожной карте не подтверждена.</w:t>
+              <w:t>Ожидание допустимо только у промежуточных точек (они есть при 3 и более точках). Обязательность ожидания заказчиком не определена (Q05): в дорожной карте написано «обязательное», в T01.1 — необязательно (предложение).</w:t>
             </w:r>
           </w:p>
         </w:tc>
@@ -989,7 +989,7 @@
     </w:p>
     <w:p>
       <w:r>
-        <w:t>Первая точка — база: место базирования, откуда стартует транспорт (гараж, отель и т.п.); последняя — конечная точка маршрута, для маршрутов с возвратом совпадает с базой. Число точек — от 2 до 26, включая базу (встреча 05.10). Пользователь задаёт адреса; равенство крайних адресов не проверяется. Ожидание задаётся у промежуточных точек, необязательно и сохраняется внутри waypoints в миллисекундах; в интерфейсе единица — минута; сумма ожиданий выводится отдельно от времени в пути. Название точки (name) необязательно.</w:t>
+        <w:t>Первая точка — база: место базирования, откуда стартует транспорт (гараж, отель и т.п.); последняя — конечная точка маршрута, для маршрутов с возвратом совпадает с базой. Число точек — от 2 до 26, включая базу (встреча 05.10). Пользователь задаёт адреса; равенство крайних адресов не проверяется. На первой и последней точках ожидания нет (подтверждено 05.10). Ожидание задаётся у промежуточных точек и сохраняется внутри waypoints в миллисекундах; обязательно ли оно на каждой промежуточной точке, заказчик не определил (предложение — необязательно, нет ожидания — ключ опущен; Q05). В интерфейсе единица — минута; сумма ожиданий выводится отдельно от времени в пути. Название точки (name) необязательно.</w:t>
       </w:r>
     </w:p>
     <w:p>
@@ -1466,11 +1466,7 @@
         <w:rPr>
           <w:b/>
         </w:rPr>
-        <w:t xml:space="preserve">Доступ (BR-04). </w:t>
-      </w:r>
-      <w:r>
-        <w:rPr/>
-        <w:t>Все операции — только для роли «Управляющий справочниками». [КОД] Платформа проверяет роль по URL и HTTP-методу: сервис подключает библиотеку role_check_starter (RoleCheckServiceImpl), разрешённые роли для пары «метод + шаблон URL» хранятся в сервисе ролей, при отказе возвращается 403. Для API нужно зарегистрировать пары (метод, URL) за ролью. Роль с таким названием в коде платформы не найдена: соответствие роли БТ записям сервиса ролей проверяется по стенду (Q14). Список для виджетов WEB и МП (сотрудник без этой роли) в T01.2 не входит и относится к T02.</w:t>
+        <w:t>Доступ (BR-04). Операции доступны авторизованным пользователям корпоративного кабинета с правами на справочник (протокол 10.09, п. 10; в БТ они названы «Управляющий справочниками»). [КОД] Платформа проверяет права по URL и HTTP-методу: сервис подключает библиотеку role_check_starter (RoleCheckServiceImpl), разрешённые роли для пары «метод + шаблон URL» хранятся в сервисе ролей, при отказе возвращается 403. Для API нужно зарегистрировать пары (метод, URL) за ролью. Роль с названием «Управляющий справочниками» в коде платформы не найдена: какая роль даёт право на справочник («Администратор корпоративного кабинета» или отдельная), проверяется по стенду (Q14). Список для виджетов WEB и МП (сотрудник без этого права) в T01.2 не входит и относится к T02.</w:t>
       </w:r>
     </w:p>
     <w:p>
@@ -2278,7 +2274,7 @@
     </w:p>
     <w:p>
       <w:r>
-        <w:t>Сервис проверяет наличие активных заявок по контракту T04.1. При наличии — отказ без изменений (409). При отсутствии — деактивация (is_active = false) с записью истории и новой версией; данные и история сохраняются. Версия передаётся параметром запроса version, потому что у DELETE нет тела; T01.1 допускает для деактивации PATCH или POST с телом — метод согласовать (Q15). Проверка и деактивация должны быть согласованы с созданием новой заявки, чтобы исключить гонку. Недоступность проверки не означает отсутствие активных заявок (Q12).</w:t>
+        <w:t>Сервис проверяет наличие активных заявок по контракту T04.1. При наличии — отказ без изменений (409). При отсутствии — деактивация (is_active = false) с записью истории и новой версией; данные и история сохраняются. Деактивация — DELETE (карточка TRANSPORT-45586); версия передаётся параметром запроса version, потому что у DELETE нет тела. Формулировку T01.1 «PATCH или POST с телом» привести к DELETE. Проверка и деактивация должны быть согласованы с созданием новой заявки, чтобы исключить гонку. Недоступность проверки не означает отсутствие активных заявок (Q12).</w:t>
       </w:r>
     </w:p>
     <w:p>
@@ -2966,7 +2962,7 @@
               <w:rPr>
                 <w:sz w:val="20"/>
               </w:rPr>
-              <w:t>Нет роли «Управляющий справочниками» либо доступа к организации.</w:t>
+              <w:t>Нет права на справочник либо доступа к организации.</w:t>
             </w:r>
           </w:p>
         </w:tc>
@@ -3586,7 +3582,7 @@
               <w:rPr>
                 <w:sz w:val="20"/>
               </w:rPr>
-              <w:t>Пользователь с ролью «Управляющий справочниками» видит и изменяет только маршруты доступной организации; без роли — 403; чужой UUID и подмена организации не дают доступ.</w:t>
+              <w:t>Пользователь с правом на справочник видит и изменяет только маршруты доступной организации; без права — 403; чужой UUID и подмена организации не дают доступ.</w:t>
             </w:r>
           </w:p>
         </w:tc>
@@ -4200,7 +4196,7 @@
     </w:p>
     <w:p>
       <w:r>
-        <w:t>До передачи в реализацию закрыть: поиск tariffId и расчётные поля (T01.4), правило дубля, период доступности и часовой пояс, формат ошибок, роль BR-04, метод деактивации (DELETE или PATCH) и добавление метода изменения в карточку. Зафиксировать OpenAPI с утверждёнными путями, DTO, ошибками и примерами. Не требовать от заказчика выбора HTTP-кодов, единиц, индексов или схемы таблиц.</w:t>
+        <w:t>До передачи в реализацию закрыть: поиск tariffId и расчётные поля (T01.4), правило дубля, период доступности и часовой пояс, формат ошибок, право доступа (BR-04 и протокол 10.09), выбор PUT или PATCH для изменения и добавление метода изменения в карточку. Зафиксировать OpenAPI с утверждёнными путями, DTO, ошибками и примерами. Не требовать от заказчика выбора HTTP-кодов, единиц, индексов или схемы таблиц.</w:t>
       </w:r>
     </w:p>
     <w:p>
@@ -4661,7 +4657,7 @@
               <w:rPr>
                 <w:sz w:val="20"/>
               </w:rPr>
-              <w:t>Максимум 26, минимум 2 (05.10); ввод целыми минутами, максимум на точку и пустой ввод ожидают заказчика.</w:t>
+              <w:t>Максимум 26, минимум 2 и отсутствие ожидания у крайних точек подтверждены (05.10). Обязательность ожидания на промежуточной точке, ввод целыми минутами, максимум на точку и шаг заказчик не определил.</w:t>
             </w:r>
           </w:p>
         </w:tc>
@@ -5273,7 +5269,7 @@
               <w:rPr>
                 <w:sz w:val="20"/>
               </w:rPr>
-              <w:t>Организация из токена; доступ по роли (BR-04) через сервис ролей. Соответствие роли БТ записи роли платформы и политика 403/404 открыты.</w:t>
+              <w:t>Организация из токена. Доступ у авторизованных пользователей с правами (протокол 10.09, п. 10), проверка через сервис ролей; название роли в БТ — «Управляющий справочниками». Какая роль платформы даёт право и политика 403/404 открыты.</w:t>
             </w:r>
           </w:p>
         </w:tc>
@@ -5319,7 +5315,7 @@
               <w:rPr>
                 <w:sz w:val="20"/>
               </w:rPr>
-              <w:t>открыт</w:t>
+              <w:t>закрыт</w:t>
             </w:r>
           </w:p>
         </w:tc>
@@ -5341,7 +5337,7 @@
               <w:rPr>
                 <w:sz w:val="20"/>
               </w:rPr>
-              <w:t>Карточка: DELETE без тела; T01.1: PATCH или POST с телом. Предложение: DELETE с параметром version.</w:t>
+              <w:t>Деактивация — DELETE (карточка), версия — параметром запроса version. Формулировку T01.1 «PATCH или POST с телом» привести к DELETE.</w:t>
             </w:r>
           </w:p>
         </w:tc>
@@ -5387,7 +5383,7 @@
               <w:rPr>
                 <w:sz w:val="20"/>
               </w:rPr>
-              <w:t>открыт</w:t>
+              <w:t>частично</w:t>
             </w:r>
           </w:p>
         </w:tc>
@@ -5409,7 +5405,7 @@
               <w:rPr>
                 <w:sz w:val="20"/>
               </w:rPr>
-              <w:t>В карточке TRANSPORT-45586 нет метода изменения; он нужен для BR-05, версий и истории. Добавить в карточку.</w:t>
+              <w:t>Изменение разрешено (протокол 10.09, п. 7); в карточке TRANSPORT-45586 метода нет. Выбор PUT или PATCH за разработчиком, предложение — PUT.</w:t>
             </w:r>
           </w:p>
         </w:tc>
